--- a/SailPoint_HealthCheck_TEMPLATE.docx
+++ b/SailPoint_HealthCheck_TEMPLATE.docx
@@ -651,7 +651,7 @@
           <w:noProof/>
         </w:rPr>
         <w:drawing>
-          <wp:anchor distT="0" distB="0" distL="114300" distR="114300" simplePos="0" relativeHeight="251663360" behindDoc="1" locked="0" layoutInCell="1" allowOverlap="1" wp14:anchorId="513AE53A" wp14:editId="73D84140">
+          <wp:anchor distT="0" distB="0" distL="114300" distR="114300" simplePos="0" relativeHeight="251663360" behindDoc="1" locked="0" layoutInCell="1" allowOverlap="1" wp14:anchorId="513AE53A" wp14:editId="10256BD0">
             <wp:simplePos x="0" y="0"/>
             <wp:positionH relativeFrom="column">
               <wp:posOffset>104775</wp:posOffset>
@@ -7881,6 +7881,58 @@
           </w:p>
         </w:tc>
       </w:tr>
+      <w:tr>
+        <w:tc>
+          <w:tcPr>
+            <w:cnfStyle w:val="001000000000" w:firstRow="0" w:lastRow="0" w:firstColumn="1" w:lastColumn="0" w:oddVBand="0" w:evenVBand="0" w:oddHBand="0" w:evenHBand="0" w:firstRowFirstColumn="0" w:firstRowLastColumn="0" w:lastRowFirstColumn="0" w:lastRowLastColumn="0"/>
+            <w:tcW w:w="2015" w:type="pct"/>
+          </w:tcPr>
+          <w:p>
+            <w:pPr>
+              <w:pStyle w:val="BulletList"/>
+              <w:numPr>
+                <w:ilvl w:val="0"/>
+                <w:numId w:val="0"/>
+              </w:numPr>
+              <w:rPr>
+                <w:lang w:eastAsia="zh-CN"/>
+              </w:rPr>
+            </w:pPr>
+            <w:r>
+              <w:rPr>
+                <w:lang w:eastAsia="zh-CN"/>
+              </w:rPr>
+              <w:t>Number without expiry date</w:t>
+            </w:r>
+          </w:p>
+        </w:tc>
+        <w:tc>
+          <w:tcPr>
+            <w:tcW w:w="2985" w:type="pct"/>
+          </w:tcPr>
+          <w:p>
+            <w:pPr>
+              <w:pStyle w:val="BulletList"/>
+              <w:numPr>
+                <w:ilvl w:val="0"/>
+                <w:numId w:val="0"/>
+              </w:numPr>
+              <w:cnfStyle w:val="000000000000" w:firstRow="0" w:lastRow="0" w:firstColumn="0" w:lastColumn="0" w:oddVBand="0" w:evenVBand="0" w:oddHBand="0" w:evenHBand="0" w:firstRowFirstColumn="0" w:firstRowLastColumn="0" w:lastRowFirstColumn="0" w:lastRowLastColumn="0"/>
+            </w:pPr>
+            <w:r>
+              <w:t>{{</w:t>
+            </w:r>
+            <w:proofErr w:type="spellStart"/>
+            <w:r>
+              <w:t>PATNoExpiry</w:t>
+            </w:r>
+            <w:proofErr w:type="spellEnd"/>
+            <w:r>
+              <w:t>}}</w:t>
+            </w:r>
+          </w:p>
+        </w:tc>
+      </w:tr>
     </w:tbl>
     <w:p>
       <w:pPr>
@@ -13373,11 +13425,12 @@
         <w:tblLook w:val="0420" w:firstRow="1" w:lastRow="0" w:firstColumn="0" w:lastColumn="0" w:noHBand="0" w:noVBand="1"/>
       </w:tblPr>
       <w:tblGrid>
-        <w:gridCol w:w="3320"/>
-        <w:gridCol w:w="2629"/>
-        <w:gridCol w:w="1132"/>
-        <w:gridCol w:w="1138"/>
-        <w:gridCol w:w="797"/>
+        <w:gridCol w:w="2701"/>
+        <w:gridCol w:w="2067"/>
+        <w:gridCol w:w="964"/>
+        <w:gridCol w:w="1137"/>
+        <w:gridCol w:w="774"/>
+        <w:gridCol w:w="1373"/>
       </w:tblGrid>
       <w:tr>
         <w:trPr>
@@ -13385,7 +13438,7 @@
         </w:trPr>
         <w:tc>
           <w:tcPr>
-            <w:tcW w:w="1841" w:type="pct"/>
+            <w:tcW w:w="1674" w:type="pct"/>
             <w:shd w:val="clear" w:color="auto" w:fill="E7E6E6" w:themeFill="background2"/>
             <w:vAlign w:val="center"/>
             <w:hideMark/>
@@ -13411,7 +13464,7 @@
         </w:tc>
         <w:tc>
           <w:tcPr>
-            <w:tcW w:w="1458" w:type="pct"/>
+            <w:tcW w:w="1322" w:type="pct"/>
             <w:shd w:val="clear" w:color="auto" w:fill="E7E6E6" w:themeFill="background2"/>
             <w:vAlign w:val="center"/>
           </w:tcPr>
@@ -13430,13 +13483,13 @@
                 <w:sz w:val="20"/>
                 <w:szCs w:val="20"/>
               </w:rPr>
-              <w:t>Owner</w:t>
-            </w:r>
-          </w:p>
-        </w:tc>
-        <w:tc>
-          <w:tcPr>
-            <w:tcW w:w="628" w:type="pct"/>
+              <w:t>Trigger</w:t>
+            </w:r>
+          </w:p>
+        </w:tc>
+        <w:tc>
+          <w:tcPr>
+            <w:tcW w:w="558" w:type="pct"/>
             <w:shd w:val="clear" w:color="auto" w:fill="E7E6E6" w:themeFill="background2"/>
             <w:vAlign w:val="center"/>
           </w:tcPr>
@@ -13486,7 +13539,7 @@
         </w:tc>
         <w:tc>
           <w:tcPr>
-            <w:tcW w:w="442" w:type="pct"/>
+            <w:tcW w:w="429" w:type="pct"/>
             <w:shd w:val="clear" w:color="auto" w:fill="E7E6E6" w:themeFill="background2"/>
             <w:vAlign w:val="center"/>
           </w:tcPr>
@@ -13505,7 +13558,31 @@
                 <w:sz w:val="20"/>
                 <w:szCs w:val="20"/>
               </w:rPr>
-              <w:t>Error Rate</w:t>
+              <w:t>Failed Error Rate</w:t>
+            </w:r>
+          </w:p>
+        </w:tc>
+        <w:tc>
+          <w:tcPr>
+            <w:tcW w:w="387" w:type="pct"/>
+            <w:shd w:val="clear" w:color="auto" w:fill="E7E6E6" w:themeFill="background2"/>
+          </w:tcPr>
+          <w:p>
+            <w:pPr>
+              <w:spacing w:line="278" w:lineRule="auto"/>
+              <w:rPr>
+                <w:rFonts w:ascii="Segoe UI" w:hAnsi="Segoe UI" w:cs="Segoe UI"/>
+                <w:sz w:val="20"/>
+                <w:szCs w:val="20"/>
+              </w:rPr>
+            </w:pPr>
+            <w:r>
+              <w:rPr>
+                <w:rFonts w:ascii="Segoe UI" w:hAnsi="Segoe UI" w:cs="Segoe UI"/>
+                <w:sz w:val="20"/>
+                <w:szCs w:val="20"/>
+              </w:rPr>
+              <w:t>Cancellation Error Rate</w:t>
             </w:r>
           </w:p>
         </w:tc>
@@ -13513,7 +13590,7 @@
       <w:tr>
         <w:tc>
           <w:tcPr>
-            <w:tcW w:w="1841" w:type="pct"/>
+            <w:tcW w:w="1674" w:type="pct"/>
           </w:tcPr>
           <w:p>
             <w:pPr>
@@ -13566,7 +13643,7 @@
         </w:tc>
         <w:tc>
           <w:tcPr>
-            <w:tcW w:w="1458" w:type="pct"/>
+            <w:tcW w:w="1322" w:type="pct"/>
           </w:tcPr>
           <w:p>
             <w:pPr>
@@ -13581,7 +13658,7 @@
         </w:tc>
         <w:tc>
           <w:tcPr>
-            <w:tcW w:w="628" w:type="pct"/>
+            <w:tcW w:w="558" w:type="pct"/>
           </w:tcPr>
           <w:p>
             <w:pPr>
@@ -13611,7 +13688,22 @@
         </w:tc>
         <w:tc>
           <w:tcPr>
-            <w:tcW w:w="442" w:type="pct"/>
+            <w:tcW w:w="429" w:type="pct"/>
+          </w:tcPr>
+          <w:p>
+            <w:pPr>
+              <w:spacing w:line="278" w:lineRule="auto"/>
+              <w:rPr>
+                <w:rFonts w:ascii="Segoe UI" w:hAnsi="Segoe UI" w:cs="Segoe UI"/>
+                <w:sz w:val="20"/>
+                <w:szCs w:val="20"/>
+              </w:rPr>
+            </w:pPr>
+          </w:p>
+        </w:tc>
+        <w:tc>
+          <w:tcPr>
+            <w:tcW w:w="387" w:type="pct"/>
           </w:tcPr>
           <w:p>
             <w:pPr>
@@ -16461,7 +16553,6 @@
           <w:docPartUnique/>
         </w:docPartObj>
       </w:sdtPr>
-      <w:sdtEndPr/>
       <w:sdtContent>
         <w:r>
           <w:rPr>
@@ -22899,21 +22990,6 @@
 </file>
 
 <file path=customXml/item1.xml><?xml version="1.0" encoding="utf-8"?>
-<p:properties xmlns:p="http://schemas.microsoft.com/office/2006/metadata/properties" xmlns:xsi="http://www.w3.org/2001/XMLSchema-instance" xmlns:pc="http://schemas.microsoft.com/office/infopath/2007/PartnerControls">
-  <documentManagement>
-    <lcf76f155ced4ddcb4097134ff3c332f xmlns="a36ea95e-8438-4fb2-ba99-7437572aba35">
-      <Terms xmlns="http://schemas.microsoft.com/office/infopath/2007/PartnerControls"/>
-    </lcf76f155ced4ddcb4097134ff3c332f>
-    <TaxCatchAll xmlns="fe9d0208-01d5-45f6-a969-e1e9f5eb19ea" xsi:nil="true"/>
-  </documentManagement>
-</p:properties>
-</file>
-
-<file path=customXml/item2.xml><?xml version="1.0" encoding="utf-8"?>
-<b:Sources xmlns:b="http://schemas.openxmlformats.org/officeDocument/2006/bibliography" xmlns="http://schemas.openxmlformats.org/officeDocument/2006/bibliography" SelectedStyle="\APASixthEditionOfficeOnline.xsl" StyleName="APA" Version="6"/>
-</file>
-
-<file path=customXml/item3.xml><?xml version="1.0" encoding="utf-8"?>
 <ct:contentTypeSchema xmlns:ct="http://schemas.microsoft.com/office/2006/metadata/contentType" xmlns:ma="http://schemas.microsoft.com/office/2006/metadata/properties/metaAttributes" ct:_="" ma:_="" ma:contentTypeName="Document" ma:contentTypeID="0x010100AFA40005ACD7B243B06F49705A86A001" ma:contentTypeVersion="17" ma:contentTypeDescription="Create a new document." ma:contentTypeScope="" ma:versionID="d7f4d96a7ca2c83120a7edc800b03cb7">
   <xsd:schema xmlns:xsd="http://www.w3.org/2001/XMLSchema" xmlns:xs="http://www.w3.org/2001/XMLSchema" xmlns:p="http://schemas.microsoft.com/office/2006/metadata/properties" xmlns:ns2="a36ea95e-8438-4fb2-ba99-7437572aba35" xmlns:ns3="fe9d0208-01d5-45f6-a969-e1e9f5eb19ea" targetNamespace="http://schemas.microsoft.com/office/2006/metadata/properties" ma:root="true" ma:fieldsID="b8cbaf8e11a62b95f6452a35c811177b" ns2:_="" ns3:_="">
     <xsd:import namespace="a36ea95e-8438-4fb2-ba99-7437572aba35"/>
@@ -23156,7 +23232,7 @@
 </ct:contentTypeSchema>
 </file>
 
-<file path=customXml/item4.xml><?xml version="1.0" encoding="utf-8"?>
+<file path=customXml/item2.xml><?xml version="1.0" encoding="utf-8"?>
 <?mso-contentType ?>
 <FormTemplates xmlns="http://schemas.microsoft.com/sharepoint/v3/contenttype/forms">
   <Display>DocumentLibraryForm</Display>
@@ -23165,26 +23241,22 @@
 </FormTemplates>
 </file>
 
-<file path=customXml/itemProps1.xml><?xml version="1.0" encoding="utf-8"?>
-<ds:datastoreItem xmlns:ds="http://schemas.openxmlformats.org/officeDocument/2006/customXml" ds:itemID="{96B7DE77-F55A-41EB-82DC-664B41379028}">
-  <ds:schemaRefs>
-    <ds:schemaRef ds:uri="http://schemas.microsoft.com/office/2006/metadata/properties"/>
-    <ds:schemaRef ds:uri="http://schemas.microsoft.com/office/infopath/2007/PartnerControls"/>
-    <ds:schemaRef ds:uri="a36ea95e-8438-4fb2-ba99-7437572aba35"/>
-    <ds:schemaRef ds:uri="fe9d0208-01d5-45f6-a969-e1e9f5eb19ea"/>
-  </ds:schemaRefs>
-</ds:datastoreItem>
+<file path=customXml/item3.xml><?xml version="1.0" encoding="utf-8"?>
+<p:properties xmlns:p="http://schemas.microsoft.com/office/2006/metadata/properties" xmlns:xsi="http://www.w3.org/2001/XMLSchema-instance" xmlns:pc="http://schemas.microsoft.com/office/infopath/2007/PartnerControls">
+  <documentManagement>
+    <lcf76f155ced4ddcb4097134ff3c332f xmlns="a36ea95e-8438-4fb2-ba99-7437572aba35">
+      <Terms xmlns="http://schemas.microsoft.com/office/infopath/2007/PartnerControls"/>
+    </lcf76f155ced4ddcb4097134ff3c332f>
+    <TaxCatchAll xmlns="fe9d0208-01d5-45f6-a969-e1e9f5eb19ea" xsi:nil="true"/>
+  </documentManagement>
+</p:properties>
 </file>
 
-<file path=customXml/itemProps2.xml><?xml version="1.0" encoding="utf-8"?>
-<ds:datastoreItem xmlns:ds="http://schemas.openxmlformats.org/officeDocument/2006/customXml" ds:itemID="{6DBAC63D-9E4A-4096-BCCD-1E5FA703C00D}">
-  <ds:schemaRefs>
-    <ds:schemaRef ds:uri="http://schemas.openxmlformats.org/officeDocument/2006/bibliography"/>
-  </ds:schemaRefs>
-</ds:datastoreItem>
+<file path=customXml/item4.xml><?xml version="1.0" encoding="utf-8"?>
+<b:Sources xmlns:b="http://schemas.openxmlformats.org/officeDocument/2006/bibliography" xmlns="http://schemas.openxmlformats.org/officeDocument/2006/bibliography" SelectedStyle="\APASixthEditionOfficeOnline.xsl" StyleName="APA" Version="6"/>
 </file>
 
-<file path=customXml/itemProps3.xml><?xml version="1.0" encoding="utf-8"?>
+<file path=customXml/itemProps1.xml><?xml version="1.0" encoding="utf-8"?>
 <ds:datastoreItem xmlns:ds="http://schemas.openxmlformats.org/officeDocument/2006/customXml" ds:itemID="{BCC98EA7-9AC5-4C0E-ABF9-EE6A5687100C}">
   <ds:schemaRefs>
     <ds:schemaRef ds:uri="http://schemas.microsoft.com/office/2006/metadata/contentType"/>
@@ -23203,10 +23275,29 @@
 </ds:datastoreItem>
 </file>
 
-<file path=customXml/itemProps4.xml><?xml version="1.0" encoding="utf-8"?>
+<file path=customXml/itemProps2.xml><?xml version="1.0" encoding="utf-8"?>
 <ds:datastoreItem xmlns:ds="http://schemas.openxmlformats.org/officeDocument/2006/customXml" ds:itemID="{59104ED2-A622-40AC-852D-B79C0FAEBE74}">
   <ds:schemaRefs>
     <ds:schemaRef ds:uri="http://schemas.microsoft.com/sharepoint/v3/contenttype/forms"/>
   </ds:schemaRefs>
 </ds:datastoreItem>
+</file>
+
+<file path=customXml/itemProps3.xml><?xml version="1.0" encoding="utf-8"?>
+<ds:datastoreItem xmlns:ds="http://schemas.openxmlformats.org/officeDocument/2006/customXml" ds:itemID="{96B7DE77-F55A-41EB-82DC-664B41379028}">
+  <ds:schemaRefs>
+    <ds:schemaRef ds:uri="http://schemas.microsoft.com/office/2006/metadata/properties"/>
+    <ds:schemaRef ds:uri="http://schemas.microsoft.com/office/infopath/2007/PartnerControls"/>
+    <ds:schemaRef ds:uri="a36ea95e-8438-4fb2-ba99-7437572aba35"/>
+    <ds:schemaRef ds:uri="fe9d0208-01d5-45f6-a969-e1e9f5eb19ea"/>
+  </ds:schemaRefs>
+</ds:datastoreItem>
+</file>
+
+<file path=customXml/itemProps4.xml><?xml version="1.0" encoding="utf-8"?>
+<ds:datastoreItem xmlns:ds="http://schemas.openxmlformats.org/officeDocument/2006/customXml" ds:itemID="{6DBAC63D-9E4A-4096-BCCD-1E5FA703C00D}">
+  <ds:schemaRefs>
+    <ds:schemaRef ds:uri="http://schemas.openxmlformats.org/officeDocument/2006/bibliography"/>
+  </ds:schemaRefs>
+</ds:datastoreItem>
 </file>